--- a/contents/battle-workbook/soc-w14.docx
+++ b/contents/battle-workbook/soc-w14.docx
@@ -352,7 +352,7 @@
         </w:rPr>
         <w:t>curl -s -A "sqlmap/1.7" -H "Host: dvwa.6v6.lab" \</w:t>
         <w:br/>
-        <w:t xml:space="preserve">  "http://&lt;대상_공개IP&gt;/?id=au14r1-kim-1"</w:t>
+        <w:t xml:space="preserve">  "http://192.168.0.161/?id=au14r1-kim-1"</w:t>
       </w:r>
     </w:p>
     <w:p>
@@ -460,7 +460,7 @@
           <w:b/>
           <w:sz w:val="22"/>
         </w:rPr>
-        <w:t>▶ 실행 결과 화면 (스크린샷 붙여넣기)</w:t>
+        <w:t>▶ 실행 결과 (출력/스크린샷)</w:t>
       </w:r>
     </w:p>
     <w:tbl>
@@ -494,7 +494,7 @@
                 <w:color w:val="AAAAAA"/>
                 <w:sz w:val="18"/>
               </w:rPr>
-              <w:t>여기에 결과 스크린샷을 붙여넣으세요 (커서를 두고 Ctrl+V)</w:t>
+              <w:t>여기에 결과 출력을 적거나 스크린샷을 붙여넣으세요 (커서를 두고 Ctrl+V)</w:t>
             </w:r>
           </w:p>
         </w:tc>
@@ -638,7 +638,7 @@
         </w:rPr>
         <w:t>for i in 1 2 3 4 5; do curl -s -A "sqlmap/1.7" -H "Host: dvwa.6v6.lab" \</w:t>
         <w:br/>
-        <w:t xml:space="preserve">  "http://&lt;대상_공개IP&gt;/?id=au14r1-kim-rep$i"; done</w:t>
+        <w:t xml:space="preserve">  "http://192.168.0.161/?id=au14r1-kim-rep$i"; done</w:t>
       </w:r>
     </w:p>
     <w:p>
@@ -746,7 +746,7 @@
           <w:b/>
           <w:sz w:val="22"/>
         </w:rPr>
-        <w:t>▶ 실행 결과 화면 (스크린샷 붙여넣기)</w:t>
+        <w:t>▶ 실행 결과 (출력/스크린샷)</w:t>
       </w:r>
     </w:p>
     <w:tbl>
@@ -780,7 +780,7 @@
                 <w:color w:val="AAAAAA"/>
                 <w:sz w:val="18"/>
               </w:rPr>
-              <w:t>여기에 결과 스크린샷을 붙여넣으세요 (커서를 두고 Ctrl+V)</w:t>
+              <w:t>여기에 결과 출력을 적거나 스크린샷을 붙여넣으세요 (커서를 두고 Ctrl+V)</w:t>
             </w:r>
           </w:p>
         </w:tc>
@@ -1059,7 +1059,7 @@
           <w:b/>
           <w:sz w:val="22"/>
         </w:rPr>
-        <w:t>▶ 실행 결과 화면 (스크린샷 붙여넣기)</w:t>
+        <w:t>▶ 실행 결과 (출력/스크린샷)</w:t>
       </w:r>
     </w:p>
     <w:tbl>
@@ -1093,7 +1093,7 @@
                 <w:color w:val="AAAAAA"/>
                 <w:sz w:val="18"/>
               </w:rPr>
-              <w:t>여기에 결과 스크린샷을 붙여넣으세요 (커서를 두고 Ctrl+V)</w:t>
+              <w:t>여기에 결과 출력을 적거나 스크린샷을 붙여넣으세요 (커서를 두고 Ctrl+V)</w:t>
             </w:r>
           </w:p>
         </w:tc>
@@ -1408,7 +1408,7 @@
           <w:b/>
           <w:sz w:val="22"/>
         </w:rPr>
-        <w:t>▶ 실행 결과 화면 (스크린샷 붙여넣기)</w:t>
+        <w:t>▶ 실행 결과 (출력/스크린샷)</w:t>
       </w:r>
     </w:p>
     <w:tbl>
@@ -1442,7 +1442,7 @@
                 <w:color w:val="AAAAAA"/>
                 <w:sz w:val="18"/>
               </w:rPr>
-              <w:t>여기에 결과 스크린샷을 붙여넣으세요 (커서를 두고 Ctrl+V)</w:t>
+              <w:t>여기에 결과 출력을 적거나 스크린샷을 붙여넣으세요 (커서를 두고 Ctrl+V)</w:t>
             </w:r>
           </w:p>
         </w:tc>
@@ -1718,7 +1718,7 @@
           <w:b/>
           <w:sz w:val="22"/>
         </w:rPr>
-        <w:t>▶ 실행 결과 화면 (스크린샷 붙여넣기)</w:t>
+        <w:t>▶ 실행 결과 (출력/스크린샷)</w:t>
       </w:r>
     </w:p>
     <w:tbl>
@@ -1752,7 +1752,7 @@
                 <w:color w:val="AAAAAA"/>
                 <w:sz w:val="18"/>
               </w:rPr>
-              <w:t>여기에 결과 스크린샷을 붙여넣으세요 (커서를 두고 Ctrl+V)</w:t>
+              <w:t>여기에 결과 출력을 적거나 스크린샷을 붙여넣으세요 (커서를 두고 Ctrl+V)</w:t>
             </w:r>
           </w:p>
         </w:tc>
@@ -1986,7 +1986,7 @@
           <w:b/>
           <w:sz w:val="22"/>
         </w:rPr>
-        <w:t>▶ 실행 결과 화면 (스크린샷 붙여넣기)</w:t>
+        <w:t>▶ 실행 결과 (출력/스크린샷)</w:t>
       </w:r>
     </w:p>
     <w:tbl>
@@ -2020,7 +2020,7 @@
                 <w:color w:val="AAAAAA"/>
                 <w:sz w:val="18"/>
               </w:rPr>
-              <w:t>여기에 결과 스크린샷을 붙여넣으세요 (커서를 두고 Ctrl+V)</w:t>
+              <w:t>여기에 결과 출력을 적거나 스크린샷을 붙여넣으세요 (커서를 두고 Ctrl+V)</w:t>
             </w:r>
           </w:p>
         </w:tc>
@@ -2254,7 +2254,7 @@
           <w:b/>
           <w:sz w:val="22"/>
         </w:rPr>
-        <w:t>▶ 실행 결과 화면 (스크린샷 붙여넣기)</w:t>
+        <w:t>▶ 실행 결과 (출력/스크린샷)</w:t>
       </w:r>
     </w:p>
     <w:tbl>
@@ -2288,7 +2288,7 @@
                 <w:color w:val="AAAAAA"/>
                 <w:sz w:val="18"/>
               </w:rPr>
-              <w:t>여기에 결과 스크린샷을 붙여넣으세요 (커서를 두고 Ctrl+V)</w:t>
+              <w:t>여기에 결과 출력을 적거나 스크린샷을 붙여넣으세요 (커서를 두고 Ctrl+V)</w:t>
             </w:r>
           </w:p>
         </w:tc>

--- a/contents/battle-workbook/soc-w14.docx
+++ b/contents/battle-workbook/soc-w14.docx
@@ -350,7 +350,7 @@
           <w:rFonts w:ascii="Consolas" w:hAnsi="Consolas"/>
           <w:sz w:val="19"/>
         </w:rPr>
-        <w:t>curl -s -A "sqlmap/1.7" -H "Host: dvwa.6v6.lab" \</w:t>
+        <w:t>curl -s -A "sqlmap/1.7" -H "Host: dvwa.el34.lab" \</w:t>
         <w:br/>
         <w:t xml:space="preserve">  "http://192.168.0.161/?id=au14r1-kim-1"</w:t>
       </w:r>
@@ -636,7 +636,7 @@
           <w:rFonts w:ascii="Consolas" w:hAnsi="Consolas"/>
           <w:sz w:val="19"/>
         </w:rPr>
-        <w:t>for i in 1 2 3 4 5; do curl -s -A "sqlmap/1.7" -H "Host: dvwa.6v6.lab" \</w:t>
+        <w:t>for i in 1 2 3 4 5; do curl -s -A "sqlmap/1.7" -H "Host: dvwa.el34.lab" \</w:t>
         <w:br/>
         <w:t xml:space="preserve">  "http://192.168.0.161/?id=au14r1-kim-rep$i"; done</w:t>
       </w:r>
